--- a/26-2 Sports Day/스포츠데이 기획팀 1차 회의.docx
+++ b/26-2 Sports Day/스포츠데이 기획팀 1차 회의.docx
@@ -74,7 +74,7 @@
           <w:rFonts w:ascii="Arial Unicode MS" w:cs="Arial Unicode MS" w:eastAsia="Arial Unicode MS" w:hAnsi="Arial Unicode MS"/>
           <w:rtl w:val="0"/>
         </w:rPr>
-        <w:t xml:space="preserve">날짜: 9월 19일 </w:t>
+        <w:t xml:space="preserve">날짜: 9월 20일 </w:t>
       </w:r>
     </w:p>
     <w:p>
